--- a/Project Rooms/Contract for Deed/reference/Rose note prototype/320 Rose - Promissory Note for Contract for Deed - PROTOTYPE.docx
+++ b/Project Rooms/Contract for Deed/reference/Rose note prototype/320 Rose - Promissory Note for Contract for Deed - PROTOTYPE.docx
@@ -264,7 +264,7 @@
                 <w:b/>
                 <w:u w:val="single"/>
               </w:rPr>
-              <w:t>6/1/2026</w:t>
+              <w:t>7/1/2026</w:t>
             </w:r>
           </w:p>
           <w:p>
@@ -513,7 +513,7 @@
           <w:szCs w:val="20"/>
           <w:u w:val="single"/>
         </w:rPr>
-        <w:t>7.500% APR with a Security Interest being the Contract for Deed and related security documents for 320 Rose Pl, Wendell, NC 27591. Payments begin 6/1/2026 and continue through 5/1/2056. Monthly principal and interest payment is $2,277.41.</w:t>
+        <w:t>7.500% APR with a Security Interest being the Contract for Deed and related security documents for 320 Rose Pl, Wendell, NC 27591. Payments begin 7/1/2026 and continue through 6/1/2056. Monthly principal and interest payment is $2,277.41.</w:t>
       </w:r>
     </w:p>
     <w:p>
@@ -1080,6 +1080,11 @@
         <w:rPr>
           <w:b/>
         </w:rPr>
+      </w:r>
+      <w:r>
+        <w:rPr>
+          <w:b/>
+        </w:rPr>
         <w:t>Ever Cardoza</w:t>
       </w:r>
     </w:p>
@@ -1122,6 +1127,11 @@
         <w:rPr>
           <w:b/>
         </w:rPr>
+      </w:r>
+      <w:r>
+        <w:rPr>
+          <w:b/>
+        </w:rPr>
         <w:t>Maria Sarmjento</w:t>
       </w:r>
     </w:p>
@@ -1217,6 +1227,14 @@
       <w:r>
         <w:rPr/>
         <w:t xml:space="preserve">I, ______________________________, a Notary Public of the County and State aforesaid, certify that </w:t>
+      </w:r>
+      <w:r>
+        <w:rPr>
+          <w:b/>
+        </w:rPr>
+      </w:r>
+      <w:r>
+        <w:rPr/>
       </w:r>
       <w:r>
         <w:rPr>

--- a/Project Rooms/Contract for Deed/reference/Rose note prototype/320 Rose - Promissory Note for Contract for Deed - PROTOTYPE.docx
+++ b/Project Rooms/Contract for Deed/reference/Rose note prototype/320 Rose - Promissory Note for Contract for Deed - PROTOTYPE.docx
@@ -513,7 +513,7 @@
           <w:szCs w:val="20"/>
           <w:u w:val="single"/>
         </w:rPr>
-        <w:t>7.500% APR with a Security Interest being the Contract for Deed and related security documents for 320 Rose Pl, Wendell, NC 27591. Payments begin 7/1/2026 and continue through 6/1/2056. Monthly principal and interest payment is $2,277.41.</w:t>
+        <w:t>8.500% APR with a Security Interest being the Contract for Deed and related security documents for 320 Rose Pl, Wendell, NC 27591. Payments begin 7/1/2026 and continue through 6/1/2056. Monthly principal and interest payment is $2,504.43.</w:t>
       </w:r>
     </w:p>
     <w:p>
@@ -1085,6 +1085,11 @@
         <w:rPr>
           <w:b/>
         </w:rPr>
+      </w:r>
+      <w:r>
+        <w:rPr>
+          <w:b/>
+        </w:rPr>
         <w:t>Ever Cardoza</w:t>
       </w:r>
     </w:p>
@@ -1132,6 +1137,11 @@
         <w:rPr>
           <w:b/>
         </w:rPr>
+      </w:r>
+      <w:r>
+        <w:rPr>
+          <w:b/>
+        </w:rPr>
         <w:t>Maria Sarmjento</w:t>
       </w:r>
     </w:p>
@@ -1227,6 +1237,14 @@
       <w:r>
         <w:rPr/>
         <w:t xml:space="preserve">I, ______________________________, a Notary Public of the County and State aforesaid, certify that </w:t>
+      </w:r>
+      <w:r>
+        <w:rPr>
+          <w:b/>
+        </w:rPr>
+      </w:r>
+      <w:r>
+        <w:rPr/>
       </w:r>
       <w:r>
         <w:rPr>

--- a/Project Rooms/Contract for Deed/reference/Rose note prototype/320 Rose - Promissory Note for Contract for Deed - PROTOTYPE.docx
+++ b/Project Rooms/Contract for Deed/reference/Rose note prototype/320 Rose - Promissory Note for Contract for Deed - PROTOTYPE.docx
@@ -1090,6 +1090,16 @@
         <w:rPr>
           <w:b/>
         </w:rPr>
+      </w:r>
+      <w:r>
+        <w:rPr>
+          <w:b/>
+        </w:rPr>
+      </w:r>
+      <w:r>
+        <w:rPr>
+          <w:b/>
+        </w:rPr>
         <w:t>Ever Cardoza</w:t>
       </w:r>
     </w:p>
@@ -1142,6 +1152,16 @@
         <w:rPr>
           <w:b/>
         </w:rPr>
+      </w:r>
+      <w:r>
+        <w:rPr>
+          <w:b/>
+        </w:rPr>
+      </w:r>
+      <w:r>
+        <w:rPr>
+          <w:b/>
+        </w:rPr>
         <w:t>Maria Sarmjento</w:t>
       </w:r>
     </w:p>
@@ -1237,6 +1257,22 @@
       <w:r>
         <w:rPr/>
         <w:t xml:space="preserve">I, ______________________________, a Notary Public of the County and State aforesaid, certify that </w:t>
+      </w:r>
+      <w:r>
+        <w:rPr>
+          <w:b/>
+        </w:rPr>
+      </w:r>
+      <w:r>
+        <w:rPr/>
+      </w:r>
+      <w:r>
+        <w:rPr>
+          <w:b/>
+        </w:rPr>
+      </w:r>
+      <w:r>
+        <w:rPr/>
       </w:r>
       <w:r>
         <w:rPr>

--- a/Project Rooms/Contract for Deed/reference/Rose note prototype/320 Rose - Promissory Note for Contract for Deed - PROTOTYPE.docx
+++ b/Project Rooms/Contract for Deed/reference/Rose note prototype/320 Rose - Promissory Note for Contract for Deed - PROTOTYPE.docx
@@ -1100,6 +1100,11 @@
         <w:rPr>
           <w:b/>
         </w:rPr>
+      </w:r>
+      <w:r>
+        <w:rPr>
+          <w:b/>
+        </w:rPr>
         <w:t>Ever Cardoza</w:t>
       </w:r>
     </w:p>
@@ -1162,6 +1167,11 @@
         <w:rPr>
           <w:b/>
         </w:rPr>
+      </w:r>
+      <w:r>
+        <w:rPr>
+          <w:b/>
+        </w:rPr>
         <w:t>Maria Sarmjento</w:t>
       </w:r>
     </w:p>
@@ -1257,6 +1267,14 @@
       <w:r>
         <w:rPr/>
         <w:t xml:space="preserve">I, ______________________________, a Notary Public of the County and State aforesaid, certify that </w:t>
+      </w:r>
+      <w:r>
+        <w:rPr>
+          <w:b/>
+        </w:rPr>
+      </w:r>
+      <w:r>
+        <w:rPr/>
       </w:r>
       <w:r>
         <w:rPr>

--- a/Project Rooms/Contract for Deed/reference/Rose note prototype/320 Rose - Promissory Note for Contract for Deed - PROTOTYPE.docx
+++ b/Project Rooms/Contract for Deed/reference/Rose note prototype/320 Rose - Promissory Note for Contract for Deed - PROTOTYPE.docx
@@ -1105,6 +1105,11 @@
         <w:rPr>
           <w:b/>
         </w:rPr>
+      </w:r>
+      <w:r>
+        <w:rPr>
+          <w:b/>
+        </w:rPr>
         <w:t>Ever Cardoza</w:t>
       </w:r>
     </w:p>
@@ -1172,6 +1177,11 @@
         <w:rPr>
           <w:b/>
         </w:rPr>
+      </w:r>
+      <w:r>
+        <w:rPr>
+          <w:b/>
+        </w:rPr>
         <w:t>Maria Sarmjento</w:t>
       </w:r>
     </w:p>
@@ -1267,6 +1277,14 @@
       <w:r>
         <w:rPr/>
         <w:t xml:space="preserve">I, ______________________________, a Notary Public of the County and State aforesaid, certify that </w:t>
+      </w:r>
+      <w:r>
+        <w:rPr>
+          <w:b/>
+        </w:rPr>
+      </w:r>
+      <w:r>
+        <w:rPr/>
       </w:r>
       <w:r>
         <w:rPr>

--- a/Project Rooms/Contract for Deed/reference/Rose note prototype/320 Rose - Promissory Note for Contract for Deed - PROTOTYPE.docx
+++ b/Project Rooms/Contract for Deed/reference/Rose note prototype/320 Rose - Promissory Note for Contract for Deed - PROTOTYPE.docx
@@ -1110,6 +1110,11 @@
         <w:rPr>
           <w:b/>
         </w:rPr>
+      </w:r>
+      <w:r>
+        <w:rPr>
+          <w:b/>
+        </w:rPr>
         <w:t>Ever Cardoza</w:t>
       </w:r>
     </w:p>
@@ -1182,6 +1187,11 @@
         <w:rPr>
           <w:b/>
         </w:rPr>
+      </w:r>
+      <w:r>
+        <w:rPr>
+          <w:b/>
+        </w:rPr>
         <w:t>Maria Sarmjento</w:t>
       </w:r>
     </w:p>
@@ -1277,6 +1287,14 @@
       <w:r>
         <w:rPr/>
         <w:t xml:space="preserve">I, ______________________________, a Notary Public of the County and State aforesaid, certify that </w:t>
+      </w:r>
+      <w:r>
+        <w:rPr>
+          <w:b/>
+        </w:rPr>
+      </w:r>
+      <w:r>
+        <w:rPr/>
       </w:r>
       <w:r>
         <w:rPr>

--- a/Project Rooms/Contract for Deed/reference/Rose note prototype/320 Rose - Promissory Note for Contract for Deed - PROTOTYPE.docx
+++ b/Project Rooms/Contract for Deed/reference/Rose note prototype/320 Rose - Promissory Note for Contract for Deed - PROTOTYPE.docx
@@ -1115,6 +1115,11 @@
         <w:rPr>
           <w:b/>
         </w:rPr>
+      </w:r>
+      <w:r>
+        <w:rPr>
+          <w:b/>
+        </w:rPr>
         <w:t>Ever Cardoza</w:t>
       </w:r>
     </w:p>
@@ -1192,6 +1197,11 @@
         <w:rPr>
           <w:b/>
         </w:rPr>
+      </w:r>
+      <w:r>
+        <w:rPr>
+          <w:b/>
+        </w:rPr>
         <w:t>Maria Sarmjento</w:t>
       </w:r>
     </w:p>
@@ -1287,6 +1297,14 @@
       <w:r>
         <w:rPr/>
         <w:t xml:space="preserve">I, ______________________________, a Notary Public of the County and State aforesaid, certify that </w:t>
+      </w:r>
+      <w:r>
+        <w:rPr>
+          <w:b/>
+        </w:rPr>
+      </w:r>
+      <w:r>
+        <w:rPr/>
       </w:r>
       <w:r>
         <w:rPr>

--- a/Project Rooms/Contract for Deed/reference/Rose note prototype/320 Rose - Promissory Note for Contract for Deed - PROTOTYPE.docx
+++ b/Project Rooms/Contract for Deed/reference/Rose note prototype/320 Rose - Promissory Note for Contract for Deed - PROTOTYPE.docx
@@ -1120,6 +1120,11 @@
         <w:rPr>
           <w:b/>
         </w:rPr>
+      </w:r>
+      <w:r>
+        <w:rPr>
+          <w:b/>
+        </w:rPr>
         <w:t>Ever Cardoza</w:t>
       </w:r>
     </w:p>
@@ -1202,6 +1207,11 @@
         <w:rPr>
           <w:b/>
         </w:rPr>
+      </w:r>
+      <w:r>
+        <w:rPr>
+          <w:b/>
+        </w:rPr>
         <w:t>Maria Sarmjento</w:t>
       </w:r>
     </w:p>
@@ -1297,6 +1307,14 @@
       <w:r>
         <w:rPr/>
         <w:t xml:space="preserve">I, ______________________________, a Notary Public of the County and State aforesaid, certify that </w:t>
+      </w:r>
+      <w:r>
+        <w:rPr>
+          <w:b/>
+        </w:rPr>
+      </w:r>
+      <w:r>
+        <w:rPr/>
       </w:r>
       <w:r>
         <w:rPr>

--- a/Project Rooms/Contract for Deed/reference/Rose note prototype/320 Rose - Promissory Note for Contract for Deed - PROTOTYPE.docx
+++ b/Project Rooms/Contract for Deed/reference/Rose note prototype/320 Rose - Promissory Note for Contract for Deed - PROTOTYPE.docx
@@ -1125,6 +1125,11 @@
         <w:rPr>
           <w:b/>
         </w:rPr>
+      </w:r>
+      <w:r>
+        <w:rPr>
+          <w:b/>
+        </w:rPr>
         <w:t>Ever Cardoza</w:t>
       </w:r>
     </w:p>
@@ -1212,6 +1217,11 @@
         <w:rPr>
           <w:b/>
         </w:rPr>
+      </w:r>
+      <w:r>
+        <w:rPr>
+          <w:b/>
+        </w:rPr>
         <w:t>Maria Sarmjento</w:t>
       </w:r>
     </w:p>
@@ -1307,6 +1317,14 @@
       <w:r>
         <w:rPr/>
         <w:t xml:space="preserve">I, ______________________________, a Notary Public of the County and State aforesaid, certify that </w:t>
+      </w:r>
+      <w:r>
+        <w:rPr>
+          <w:b/>
+        </w:rPr>
+      </w:r>
+      <w:r>
+        <w:rPr/>
       </w:r>
       <w:r>
         <w:rPr>

--- a/Project Rooms/Contract for Deed/reference/Rose note prototype/320 Rose - Promissory Note for Contract for Deed - PROTOTYPE.docx
+++ b/Project Rooms/Contract for Deed/reference/Rose note prototype/320 Rose - Promissory Note for Contract for Deed - PROTOTYPE.docx
@@ -1130,6 +1130,21 @@
         <w:rPr>
           <w:b/>
         </w:rPr>
+      </w:r>
+      <w:r>
+        <w:rPr>
+          <w:b/>
+        </w:rPr>
+      </w:r>
+      <w:r>
+        <w:rPr>
+          <w:b/>
+        </w:rPr>
+      </w:r>
+      <w:r>
+        <w:rPr>
+          <w:b/>
+        </w:rPr>
         <w:t>Ever Cardoza</w:t>
       </w:r>
     </w:p>
@@ -1222,6 +1237,21 @@
         <w:rPr>
           <w:b/>
         </w:rPr>
+      </w:r>
+      <w:r>
+        <w:rPr>
+          <w:b/>
+        </w:rPr>
+      </w:r>
+      <w:r>
+        <w:rPr>
+          <w:b/>
+        </w:rPr>
+      </w:r>
+      <w:r>
+        <w:rPr>
+          <w:b/>
+        </w:rPr>
         <w:t>Maria Sarmjento</w:t>
       </w:r>
     </w:p>
@@ -1237,214 +1267,38 @@
     </w:p>
     <w:p/>
     <w:p>
-      <w:pPr>
-        <w:tabs>
-          <w:tab w:val="left" w:pos="1530"/>
-        </w:tabs>
-        <w:rPr>
-          <w:b/>
-          <w:bCs/>
-          <w:u w:val="single"/>
-        </w:rPr>
-      </w:pPr>
-      <w:r>
-        <w:t>STATE OF</w:t>
-      </w:r>
-      <w:proofErr w:type="gramStart"/>
-      <w:r>
-        <w:t>:</w:t>
-      </w:r>
-      <w:r>
-        <w:t xml:space="preserve"> </w:t>
-      </w:r>
-      <w:r>
-        <w:tab/>
-      </w:r>
-      <w:r>
-        <w:rPr>
-          <w:b/>
-          <w:bCs/>
-          <w:u w:val="single"/>
-        </w:rPr>
-        <w:t>NORTH</w:t>
-      </w:r>
-      <w:proofErr w:type="gramEnd"/>
-      <w:r>
-        <w:rPr>
-          <w:b/>
-          <w:bCs/>
-          <w:u w:val="single"/>
-        </w:rPr>
-        <w:t xml:space="preserve"> CAROLINA</w:t>
-      </w:r>
-    </w:p>
-    <w:p>
-      <w:pPr>
-        <w:tabs>
-          <w:tab w:val="left" w:pos="1530"/>
-        </w:tabs>
-        <w:rPr>
-          <w:b/>
-          <w:bCs/>
-          <w:u w:val="single"/>
-        </w:rPr>
-      </w:pPr>
-      <w:r>
-        <w:t>COUNTY OF</w:t>
-      </w:r>
-      <w:proofErr w:type="gramStart"/>
-      <w:r>
-        <w:t>:</w:t>
-      </w:r>
-      <w:r>
-        <w:t xml:space="preserve"> </w:t>
-      </w:r>
-      <w:r>
-        <w:tab/>
-      </w:r>
-      <w:r>
-        <w:rPr>
-          <w:b/>
-          <w:bCs/>
-          <w:u w:val="single"/>
-        </w:rPr>
-        <w:t>WAKE</w:t>
-      </w:r>
-      <w:proofErr w:type="gramEnd"/>
-    </w:p>
-    <w:p/>
-    <w:p>
-      <w:r>
-        <w:rPr/>
-        <w:t xml:space="preserve">I, ______________________________, a Notary Public of the County and State aforesaid, certify that </w:t>
-      </w:r>
-      <w:r>
-        <w:rPr>
-          <w:b/>
-        </w:rPr>
-      </w:r>
-      <w:r>
-        <w:rPr/>
-      </w:r>
-      <w:r>
-        <w:rPr>
-          <w:b/>
-        </w:rPr>
-      </w:r>
-      <w:r>
-        <w:rPr/>
-      </w:r>
-      <w:r>
-        <w:rPr>
-          <w:b/>
-        </w:rPr>
-      </w:r>
-      <w:r>
-        <w:rPr/>
-      </w:r>
-      <w:r>
-        <w:rPr>
-          <w:b/>
-        </w:rPr>
-      </w:r>
-      <w:r>
-        <w:rPr/>
-      </w:r>
-      <w:r>
-        <w:rPr>
-          <w:b/>
-        </w:rPr>
-      </w:r>
-      <w:r>
-        <w:rPr/>
-      </w:r>
-      <w:r>
-        <w:rPr>
-          <w:b/>
-        </w:rPr>
-      </w:r>
-      <w:r>
-        <w:rPr/>
-      </w:r>
-      <w:r>
-        <w:rPr>
-          <w:b/>
-        </w:rPr>
-      </w:r>
-      <w:r>
-        <w:rPr/>
-      </w:r>
-      <w:r>
-        <w:rPr>
-          <w:b/>
-        </w:rPr>
-      </w:r>
-      <w:r>
-        <w:rPr/>
-      </w:r>
-      <w:r>
-        <w:rPr>
-          <w:b/>
-        </w:rPr>
-      </w:r>
-      <w:r>
-        <w:rPr/>
-      </w:r>
-      <w:r>
-        <w:rPr>
-          <w:b/>
-        </w:rPr>
-      </w:r>
-      <w:r>
-        <w:rPr/>
-      </w:r>
-      <w:r>
-        <w:rPr>
-          <w:b/>
-        </w:rPr>
-      </w:r>
-      <w:r>
-        <w:rPr/>
-      </w:r>
-      <w:r>
-        <w:rPr>
-          <w:b/>
-        </w:rPr>
-      </w:r>
-      <w:r>
-        <w:rPr/>
-      </w:r>
-      <w:r>
-        <w:rPr>
-          <w:b/>
-        </w:rPr>
-        <w:t>Ever Cardoza and Maria Sarmjento</w:t>
-      </w:r>
-      <w:r>
-        <w:rPr/>
-        <w:t xml:space="preserve"> personally appeared before me this day and acknowledged the execution of the foregoing Promissory Note.</w:t>
-      </w:r>
-    </w:p>
-    <w:p/>
-    <w:p>
-      <w:r>
-        <w:t>Witness my hand and notarial seal, this ____ day of __________________, 2026.</w:t>
-      </w:r>
-    </w:p>
-    <w:p/>
-    <w:p>
-      <w:r>
-        <w:t>________________________________________</w:t>
-      </w:r>
-    </w:p>
-    <w:p>
-      <w:r>
-        <w:t>Notary Public</w:t>
-      </w:r>
-    </w:p>
-    <w:p>
-      <w:r>
-        <w:t>My commission expires: __________________</w:t>
+      <w:r>
+        <w:t>STATE OF: NORTH CAROLINA</w:t>
+      </w:r>
+    </w:p>
+    <w:p>
+      <w:r>
+        <w:t>COUNTY OF: WAKE</w:t>
+      </w:r>
+    </w:p>
+    <w:p>
+      <w:r>
+        <w:t>I certify that the following person(s) personally appeared before me this day, each acknowledging to me that he/she/they signed the foregoing document: Ever Cardoza and Maria Sarmjento.</w:t>
+      </w:r>
+    </w:p>
+    <w:p>
+      <w:r>
+        <w:t>Date: ____________________</w:t>
+      </w:r>
+    </w:p>
+    <w:p>
+      <w:r>
+        <w:t>Official Signature of Notary: ________________________________________</w:t>
+      </w:r>
+    </w:p>
+    <w:p>
+      <w:r>
+        <w:t>Notary's printed or typed name: ______________________________, Notary Public</w:t>
+      </w:r>
+    </w:p>
+    <w:p>
+      <w:r>
+        <w:t>My commission expires: ______________________</w:t>
       </w:r>
     </w:p>
     <w:p/>

--- a/Project Rooms/Contract for Deed/reference/Rose note prototype/320 Rose - Promissory Note for Contract for Deed - PROTOTYPE.docx
+++ b/Project Rooms/Contract for Deed/reference/Rose note prototype/320 Rose - Promissory Note for Contract for Deed - PROTOTYPE.docx
@@ -1145,7 +1145,12 @@
         <w:rPr>
           <w:b/>
         </w:rPr>
-        <w:t>Ever Cardoza</w:t>
+      </w:r>
+      <w:r>
+        <w:rPr>
+          <w:b/>
+        </w:rPr>
+        <w:t>Ever Amarildo Cardoza Bolanos</w:t>
       </w:r>
     </w:p>
     <w:p>
@@ -1252,7 +1257,12 @@
         <w:rPr>
           <w:b/>
         </w:rPr>
-        <w:t>Maria Sarmjento</w:t>
+      </w:r>
+      <w:r>
+        <w:rPr>
+          <w:b/>
+        </w:rPr>
+        <w:t>Maria Geraldina Sarmiento</w:t>
       </w:r>
     </w:p>
     <w:p>
@@ -1278,7 +1288,7 @@
     </w:p>
     <w:p>
       <w:r>
-        <w:t>I certify that the following person(s) personally appeared before me this day, each acknowledging to me that he/she/they signed the foregoing document: Ever Cardoza and Maria Sarmjento.</w:t>
+        <w:t>I certify that the following person(s) personally appeared before me this day, each acknowledging to me that he/she/they signed the foregoing document: Ever Amarildo Cardoza Bolanos and Maria Geraldina Sarmiento.</w:t>
       </w:r>
     </w:p>
     <w:p>

--- a/Project Rooms/Contract for Deed/reference/Rose note prototype/320 Rose - Promissory Note for Contract for Deed - PROTOTYPE.docx
+++ b/Project Rooms/Contract for Deed/reference/Rose note prototype/320 Rose - Promissory Note for Contract for Deed - PROTOTYPE.docx
@@ -1001,7 +1001,7 @@
           <w:sz w:val="20"/>
           <w:szCs w:val="20"/>
         </w:rPr>
-        <w:t>MARIA SARMJENTO</w:t>
+        <w:t>MARIA GERALDINA SARMIENTO</w:t>
       </w:r>
     </w:p>
     <w:p>
@@ -1150,6 +1150,11 @@
         <w:rPr>
           <w:b/>
         </w:rPr>
+      </w:r>
+      <w:r>
+        <w:rPr>
+          <w:b/>
+        </w:rPr>
         <w:t>Ever Amarildo Cardoza Bolanos</w:t>
       </w:r>
     </w:p>
@@ -1178,6 +1183,11 @@
       <w:r/>
       <w:proofErr w:type="gramEnd"/>
       <w:r/>
+      <w:r>
+        <w:rPr>
+          <w:b/>
+        </w:rPr>
+      </w:r>
       <w:r>
         <w:rPr>
           <w:b/>

--- a/Project Rooms/Contract for Deed/reference/Rose note prototype/320 Rose - Promissory Note for Contract for Deed - PROTOTYPE.docx
+++ b/Project Rooms/Contract for Deed/reference/Rose note prototype/320 Rose - Promissory Note for Contract for Deed - PROTOTYPE.docx
@@ -1001,7 +1001,7 @@
           <w:sz w:val="20"/>
           <w:szCs w:val="20"/>
         </w:rPr>
-        <w:t>MARIA GERALDINA SARMIENTO</w:t>
+        <w:t>EVER AMARILDO CARDOZA BOLANOS</w:t>
       </w:r>
     </w:p>
     <w:p>
@@ -1155,6 +1155,11 @@
         <w:rPr>
           <w:b/>
         </w:rPr>
+      </w:r>
+      <w:r>
+        <w:rPr>
+          <w:b/>
+        </w:rPr>
         <w:t>Ever Amarildo Cardoza Bolanos</w:t>
       </w:r>
     </w:p>
@@ -1183,6 +1188,11 @@
       <w:r/>
       <w:proofErr w:type="gramEnd"/>
       <w:r/>
+      <w:r>
+        <w:rPr>
+          <w:b/>
+        </w:rPr>
+      </w:r>
       <w:r>
         <w:rPr>
           <w:b/>

--- a/Project Rooms/Contract for Deed/reference/Rose note prototype/320 Rose - Promissory Note for Contract for Deed - PROTOTYPE.docx
+++ b/Project Rooms/Contract for Deed/reference/Rose note prototype/320 Rose - Promissory Note for Contract for Deed - PROTOTYPE.docx
@@ -1160,6 +1160,21 @@
         <w:rPr>
           <w:b/>
         </w:rPr>
+      </w:r>
+      <w:r>
+        <w:rPr>
+          <w:b/>
+        </w:rPr>
+      </w:r>
+      <w:r>
+        <w:rPr>
+          <w:b/>
+        </w:rPr>
+      </w:r>
+      <w:r>
+        <w:rPr>
+          <w:b/>
+        </w:rPr>
         <w:t>Ever Amarildo Cardoza Bolanos</w:t>
       </w:r>
     </w:p>
@@ -1188,6 +1203,21 @@
       <w:r/>
       <w:proofErr w:type="gramEnd"/>
       <w:r/>
+      <w:r>
+        <w:rPr>
+          <w:b/>
+        </w:rPr>
+      </w:r>
+      <w:r>
+        <w:rPr>
+          <w:b/>
+        </w:rPr>
+      </w:r>
+      <w:r>
+        <w:rPr>
+          <w:b/>
+        </w:rPr>
+      </w:r>
       <w:r>
         <w:rPr>
           <w:b/>
